--- a/ndb-pain-regional-variation-japan/output/ejp/EJP_cover_letter.docx
+++ b/ndb-pain-regional-variation-japan/output/ejp/EJP_cover_letter.docx
@@ -32,7 +32,7 @@
     <w:p/>
     <w:p>
       <w:r>
-        <w:t>We respectfully submit the enclosed manuscript entitled ““Japanese Patient”? — A Patient. Regional Heterogeneity in Pain-Related Prescribing Across Japan’s 47 Prefectures Challenges the Stereotype of a Stoic Monolith” for consideration as an Original Article in the European Journal of Pain.</w:t>
+        <w:t>We respectfully submit the enclosed manuscript entitled “‘Japanese Patient’? — A Patient. Regional Heterogeneity in Pain-Related Prescribing Across Japan’s 47 Prefectures Challenges the Stereotype of a Stoic Monolith” for consideration as an Original Article in the European Journal of Pain.</w:t>
       </w:r>
     </w:p>
     <w:p>

--- a/ndb-pain-regional-variation-japan/output/ejp/EJP_cover_letter.docx
+++ b/ndb-pain-regional-variation-japan/output/ejp/EJP_cover_letter.docx
@@ -4,7 +4,7 @@
   <w:body>
     <w:p>
       <w:r>
-        <w:t>May 08, 2026</w:t>
+        <w:t>May 09, 2026</w:t>
       </w:r>
     </w:p>
     <w:p/>
@@ -32,7 +32,7 @@
     <w:p/>
     <w:p>
       <w:r>
-        <w:t>We respectfully submit the enclosed manuscript entitled “‘Japanese Patient’? — A Patient. Regional Heterogeneity in Pain-Related Prescribing Across Japan’s 47 Prefectures Challenges the Stereotype of a Stoic Monolith” for consideration as an Original Article in the European Journal of Pain.</w:t>
+        <w:t>We respectfully submit the enclosed manuscript entitled “Regional Heterogeneity in Pain-Related Prescribing Across Japan’s 47 Prefectures Challenges a Stoic Monolithic Patient Stereotype: an ecological study” for consideration as an Original Article in the European Journal of Pain.</w:t>
       </w:r>
     </w:p>
     <w:p>
